--- a/dosyalar/etkinlikler/5-sinif/arapca-5-sinif-etkinlikler.docx
+++ b/dosyalar/etkinlikler/5-sinif/arapca-5-sinif-etkinlikler.docx
@@ -4319,7 +4319,7 @@
                 <w:szCs w:val="32"/>
                 <w:rtl/>
               </w:rPr>
-              <w:t xml:space="preserve">اَلسَّلَامُ عَلَيْكُمْ</w:t>
+              <w:t xml:space="preserve">اَلسَّلَامُ عَلَيْكُمْ</w:t>
             </w:r>
           </w:p>
           <w:p>
@@ -4369,7 +4369,7 @@
                 <w:szCs w:val="32"/>
                 <w:rtl/>
               </w:rPr>
-              <w:t xml:space="preserve">وَعَلَيْكُمُ السَّلَامُ</w:t>
+              <w:t xml:space="preserve">وَعَلَيْكُمُ السَّلَامُ</w:t>
             </w:r>
           </w:p>
           <w:p>
@@ -4419,7 +4419,7 @@
                 <w:szCs w:val="32"/>
                 <w:rtl/>
               </w:rPr>
-              <w:t xml:space="preserve">صَبَاحُ الْخَيْرِ</w:t>
+              <w:t xml:space="preserve">صَبَاحُ الخَيْرِ</w:t>
             </w:r>
           </w:p>
           <w:p>
@@ -4469,7 +4469,7 @@
                 <w:szCs w:val="32"/>
                 <w:rtl/>
               </w:rPr>
-              <w:t xml:space="preserve">صَبَاحُ النُّورِ</w:t>
+              <w:t xml:space="preserve">صَبَاحُ النُّورِ</w:t>
             </w:r>
           </w:p>
           <w:p>
@@ -4674,7 +4674,7 @@
                 <w:szCs w:val="32"/>
                 <w:rtl/>
               </w:rPr>
-              <w:t xml:space="preserve">كَيْفَ حَالُكَ</w:t>
+              <w:t xml:space="preserve">كَيْف حَالُكَ</w:t>
             </w:r>
           </w:p>
           <w:p>
@@ -4779,7 +4779,7 @@
                 <w:szCs w:val="32"/>
                 <w:rtl/>
               </w:rPr>
-              <w:t xml:space="preserve">مِنْ أَيْنَ أَنْتَ</w:t>
+              <w:t xml:space="preserve">مِنْ أَيْن أَنْتَ</w:t>
             </w:r>
           </w:p>
           <w:p>
@@ -4829,7 +4829,7 @@
                 <w:szCs w:val="32"/>
                 <w:rtl/>
               </w:rPr>
-              <w:t xml:space="preserve">تَشَرَّفْنَا</w:t>
+              <w:t xml:space="preserve">تَشَرَّفْنَا</w:t>
             </w:r>
           </w:p>
           <w:p>
@@ -4879,7 +4879,7 @@
                 <w:szCs w:val="32"/>
                 <w:rtl/>
               </w:rPr>
-              <w:t xml:space="preserve">إِلَى اللِّقَاءِ</w:t>
+              <w:t xml:space="preserve">إِلَى اللِّقَاءِ</w:t>
             </w:r>
           </w:p>
           <w:p>
@@ -5366,7 +5366,7 @@
                 <w:szCs w:val="30"/>
                 <w:rtl/>
               </w:rPr>
-              <w:t xml:space="preserve">أَحْمَدُ : اَلسَّلَامُ عَلَيْكُمْ.</w:t>
+              <w:t xml:space="preserve">أَحْمَد : اَلسَّلَامُ عَلَيْكُمْ.</w:t>
             </w:r>
           </w:p>
           <w:p>
@@ -5384,7 +5384,7 @@
                 <w:szCs w:val="30"/>
                 <w:rtl/>
               </w:rPr>
-              <w:t xml:space="preserve">سَالِمٌ : وَعَلَيْكُمُ السَّلَامُ.</w:t>
+              <w:t xml:space="preserve">سَالِمٌ : وَعَلَيْكُمُ السَّلَامُ.</w:t>
             </w:r>
           </w:p>
           <w:p>
@@ -5402,7 +5402,7 @@
                 <w:szCs w:val="30"/>
                 <w:rtl/>
               </w:rPr>
-              <w:t xml:space="preserve">أَحْمَدُ : مَا اسْمُكَ ؟</w:t>
+              <w:t xml:space="preserve">أَحْمَد : مَا اسْمُكَ ؟</w:t>
             </w:r>
           </w:p>
           <w:p>
@@ -5438,7 +5438,7 @@
                 <w:szCs w:val="30"/>
                 <w:rtl/>
               </w:rPr>
-              <w:t xml:space="preserve">أَحْمَدُ : اِسْمِي أَحْمَدُ. كَيْفَ حَالُكَ ؟</w:t>
+              <w:t xml:space="preserve">أَحْمَد : اِسْمِي أَحْمَد. كَيْف حَالُكَ ؟</w:t>
             </w:r>
           </w:p>
           <w:p>
@@ -5456,7 +5456,7 @@
                 <w:szCs w:val="30"/>
                 <w:rtl/>
               </w:rPr>
-              <w:t xml:space="preserve">سَالِمٌ : أَنَا بِخَيْرٍ ، اَلْحَمْدُ لِلَّهِ.</w:t>
+              <w:t xml:space="preserve">سَالِمٌ : أَنَا بِخَيْرٍ ، اَلحَمْدُ لِلَّهِ.</w:t>
             </w:r>
           </w:p>
           <w:p>
@@ -5474,7 +5474,7 @@
                 <w:szCs w:val="30"/>
                 <w:rtl/>
               </w:rPr>
-              <w:t xml:space="preserve">أَحْمَدُ : تَشَرَّفْنَا. إِلَى اللِّقَاءِ.</w:t>
+              <w:t xml:space="preserve">أَحْمَد : تَشَرَّفْنَا. إِلَى اللِّقَاءِ.</w:t>
             </w:r>
           </w:p>
         </w:tc>
@@ -5593,7 +5593,7 @@
                 <w:szCs w:val="32"/>
                 <w:rtl/>
               </w:rPr>
-              <w:t xml:space="preserve">اَلسَّلَامُ عَلَيْكُمْ</w:t>
+              <w:t xml:space="preserve">اَلسَّلَامُ عَلَيْكُمْ</w:t>
             </w:r>
           </w:p>
           <w:p>
@@ -5693,7 +5693,7 @@
                 <w:szCs w:val="32"/>
                 <w:rtl/>
               </w:rPr>
-              <w:t xml:space="preserve">كَيْفَ حَالُكَ ؟</w:t>
+              <w:t xml:space="preserve">كَيْف حَالُكَ ؟</w:t>
             </w:r>
           </w:p>
           <w:p>
@@ -5748,7 +5748,7 @@
                 <w:szCs w:val="32"/>
                 <w:rtl/>
               </w:rPr>
-              <w:t xml:space="preserve">مِنْ أَيْنَ أَنْتَ ؟</w:t>
+              <w:t xml:space="preserve">مِنْ أَيْن أَنْتَ ؟</w:t>
             </w:r>
           </w:p>
           <w:p>
@@ -5798,7 +5798,7 @@
                 <w:szCs w:val="32"/>
                 <w:rtl/>
               </w:rPr>
-              <w:t xml:space="preserve">صَبَاحُ الْخَيْرِ</w:t>
+              <w:t xml:space="preserve">صَبَاحُ الخَيْرِ</w:t>
             </w:r>
           </w:p>
           <w:p>
@@ -5848,7 +5848,7 @@
                 <w:szCs w:val="32"/>
                 <w:rtl/>
               </w:rPr>
-              <w:t xml:space="preserve">إِلَى اللِّقَاءِ</w:t>
+              <w:t xml:space="preserve">إِلَى اللِّقَاءِ</w:t>
             </w:r>
           </w:p>
           <w:p>
@@ -11309,7 +11309,7 @@
                 <w:szCs w:val="32"/>
                 <w:rtl/>
               </w:rPr>
-              <w:t xml:space="preserve">أُمِّي</w:t>
+              <w:t xml:space="preserve">أُمِّي</w:t>
             </w:r>
           </w:p>
           <w:p>
@@ -11464,7 +11464,7 @@
                 <w:szCs w:val="32"/>
                 <w:rtl/>
               </w:rPr>
-              <w:t xml:space="preserve">جَدِّي</w:t>
+              <w:t xml:space="preserve">جَدِّي</w:t>
             </w:r>
           </w:p>
           <w:p>
@@ -11514,7 +11514,7 @@
                 <w:szCs w:val="32"/>
                 <w:rtl/>
               </w:rPr>
-              <w:t xml:space="preserve">جَدَّتِي</w:t>
+              <w:t xml:space="preserve">جَدَّتِي</w:t>
             </w:r>
           </w:p>
           <w:p>
@@ -11564,7 +11564,7 @@
                 <w:szCs w:val="32"/>
                 <w:rtl/>
               </w:rPr>
-              <w:t xml:space="preserve">عَمِّي</w:t>
+              <w:t xml:space="preserve">عَمِّي</w:t>
             </w:r>
           </w:p>
           <w:p>
@@ -11619,7 +11619,7 @@
                 <w:szCs w:val="32"/>
                 <w:rtl/>
               </w:rPr>
-              <w:t xml:space="preserve">عَمَّتِي</w:t>
+              <w:t xml:space="preserve">عَمَّتِي</w:t>
             </w:r>
           </w:p>
           <w:p>
@@ -12274,7 +12274,7 @@
                 <w:szCs w:val="30"/>
                 <w:rtl/>
               </w:rPr>
-              <w:t xml:space="preserve">هَذَا أَبِي ، اِسْمُهُ مُرَادُ.</w:t>
+              <w:t xml:space="preserve">هَذَا أَبِي ، اِسْمُهُ مُرَاد.</w:t>
             </w:r>
           </w:p>
           <w:p>
@@ -12292,7 +12292,7 @@
                 <w:szCs w:val="30"/>
                 <w:rtl/>
               </w:rPr>
-              <w:t xml:space="preserve">هَذِهِ أُمِّي ، اِسْمُهَا زَيْنَبُ.</w:t>
+              <w:t xml:space="preserve">هَذِهِ أُمِّي ، اِسْمُهَا زَيْنَب.</w:t>
             </w:r>
           </w:p>
           <w:p>
@@ -12328,7 +12328,7 @@
                 <w:szCs w:val="30"/>
                 <w:rtl/>
               </w:rPr>
-              <w:t xml:space="preserve">أُحِبُّ أُسْرَتِي كَثِيرًا.</w:t>
+              <w:t xml:space="preserve">أُحِبُّ أُسْرَتِي كَثِيرًا.</w:t>
             </w:r>
           </w:p>
         </w:tc>
@@ -12448,7 +12448,7 @@
                 <w:szCs w:val="32"/>
                 <w:rtl/>
               </w:rPr>
-              <w:t xml:space="preserve">جَدِّي</w:t>
+              <w:t xml:space="preserve">جَدِّي</w:t>
             </w:r>
           </w:p>
           <w:p>
@@ -12498,7 +12498,7 @@
                 <w:szCs w:val="32"/>
                 <w:rtl/>
               </w:rPr>
-              <w:t xml:space="preserve">جَدَّتِي</w:t>
+              <w:t xml:space="preserve">جَدَّتِي</w:t>
             </w:r>
           </w:p>
           <w:p>
@@ -12598,7 +12598,7 @@
                 <w:szCs w:val="32"/>
                 <w:rtl/>
               </w:rPr>
-              <w:t xml:space="preserve">أُمِّي</w:t>
+              <w:t xml:space="preserve">أُمِّي</w:t>
             </w:r>
           </w:p>
           <w:p>
@@ -12753,7 +12753,7 @@
                 <w:szCs w:val="32"/>
                 <w:rtl/>
               </w:rPr>
-              <w:t xml:space="preserve">عَمِّي</w:t>
+              <w:t xml:space="preserve">عَمِّي</w:t>
             </w:r>
           </w:p>
           <w:p>
@@ -12975,7 +12975,7 @@
                 <w:szCs w:val="30"/>
                 <w:rtl/>
               </w:rPr>
-              <w:t xml:space="preserve">هَذَا   —   هَذِهِ   —   أُسْرَتِي   —   اِسْمُهُ   —   اِسْمُهَا   —   أُحِبُّ</w:t>
+              <w:t xml:space="preserve">هَذَا   —   هَذِهِ   —   أُسْرَتِي   —   اِسْمُهُ   —   اِسْمُهَا   —   أُحِبُّ</w:t>
             </w:r>
           </w:p>
         </w:tc>

--- a/dosyalar/etkinlikler/5-sinif/arapca-5-sinif-etkinlikler.docx
+++ b/dosyalar/etkinlikler/5-sinif/arapca-5-sinif-etkinlikler.docx
@@ -4311,7 +4311,7 @@
             </w:pPr>
             <w:r>
               <w:rPr>
-                <w:rFonts w:ascii="Markazi Text" w:cs="Markazi Text" w:eastAsia="Markazi Text" w:hAnsi="Markazi Text"/>
+                <w:rFonts w:ascii="Arakom" w:cs="Arakom" w:eastAsia="Arakom" w:hAnsi="Arakom"/>
                 <w:b w:val="false"/>
                 <w:bCs w:val="false"/>
                 <w:color w:val="111111"/>
@@ -4361,7 +4361,7 @@
             </w:pPr>
             <w:r>
               <w:rPr>
-                <w:rFonts w:ascii="Markazi Text" w:cs="Markazi Text" w:eastAsia="Markazi Text" w:hAnsi="Markazi Text"/>
+                <w:rFonts w:ascii="Arakom" w:cs="Arakom" w:eastAsia="Arakom" w:hAnsi="Arakom"/>
                 <w:b w:val="false"/>
                 <w:bCs w:val="false"/>
                 <w:color w:val="111111"/>
@@ -4411,7 +4411,7 @@
             </w:pPr>
             <w:r>
               <w:rPr>
-                <w:rFonts w:ascii="Markazi Text" w:cs="Markazi Text" w:eastAsia="Markazi Text" w:hAnsi="Markazi Text"/>
+                <w:rFonts w:ascii="Arakom" w:cs="Arakom" w:eastAsia="Arakom" w:hAnsi="Arakom"/>
                 <w:b w:val="false"/>
                 <w:bCs w:val="false"/>
                 <w:color w:val="111111"/>
@@ -4461,7 +4461,7 @@
             </w:pPr>
             <w:r>
               <w:rPr>
-                <w:rFonts w:ascii="Markazi Text" w:cs="Markazi Text" w:eastAsia="Markazi Text" w:hAnsi="Markazi Text"/>
+                <w:rFonts w:ascii="Arakom" w:cs="Arakom" w:eastAsia="Arakom" w:hAnsi="Arakom"/>
                 <w:b w:val="false"/>
                 <w:bCs w:val="false"/>
                 <w:color w:val="111111"/>
@@ -4516,7 +4516,7 @@
             </w:pPr>
             <w:r>
               <w:rPr>
-                <w:rFonts w:ascii="Markazi Text" w:cs="Markazi Text" w:eastAsia="Markazi Text" w:hAnsi="Markazi Text"/>
+                <w:rFonts w:ascii="Arakom" w:cs="Arakom" w:eastAsia="Arakom" w:hAnsi="Arakom"/>
                 <w:b w:val="false"/>
                 <w:bCs w:val="false"/>
                 <w:color w:val="111111"/>
@@ -4566,7 +4566,7 @@
             </w:pPr>
             <w:r>
               <w:rPr>
-                <w:rFonts w:ascii="Markazi Text" w:cs="Markazi Text" w:eastAsia="Markazi Text" w:hAnsi="Markazi Text"/>
+                <w:rFonts w:ascii="Arakom" w:cs="Arakom" w:eastAsia="Arakom" w:hAnsi="Arakom"/>
                 <w:b w:val="false"/>
                 <w:bCs w:val="false"/>
                 <w:color w:val="111111"/>
@@ -4616,7 +4616,7 @@
             </w:pPr>
             <w:r>
               <w:rPr>
-                <w:rFonts w:ascii="Markazi Text" w:cs="Markazi Text" w:eastAsia="Markazi Text" w:hAnsi="Markazi Text"/>
+                <w:rFonts w:ascii="Arakom" w:cs="Arakom" w:eastAsia="Arakom" w:hAnsi="Arakom"/>
                 <w:b w:val="false"/>
                 <w:bCs w:val="false"/>
                 <w:color w:val="111111"/>
@@ -4666,7 +4666,7 @@
             </w:pPr>
             <w:r>
               <w:rPr>
-                <w:rFonts w:ascii="Markazi Text" w:cs="Markazi Text" w:eastAsia="Markazi Text" w:hAnsi="Markazi Text"/>
+                <w:rFonts w:ascii="Arakom" w:cs="Arakom" w:eastAsia="Arakom" w:hAnsi="Arakom"/>
                 <w:b w:val="false"/>
                 <w:bCs w:val="false"/>
                 <w:color w:val="111111"/>
@@ -4721,7 +4721,7 @@
             </w:pPr>
             <w:r>
               <w:rPr>
-                <w:rFonts w:ascii="Markazi Text" w:cs="Markazi Text" w:eastAsia="Markazi Text" w:hAnsi="Markazi Text"/>
+                <w:rFonts w:ascii="Arakom" w:cs="Arakom" w:eastAsia="Arakom" w:hAnsi="Arakom"/>
                 <w:b w:val="false"/>
                 <w:bCs w:val="false"/>
                 <w:color w:val="111111"/>
@@ -4771,7 +4771,7 @@
             </w:pPr>
             <w:r>
               <w:rPr>
-                <w:rFonts w:ascii="Markazi Text" w:cs="Markazi Text" w:eastAsia="Markazi Text" w:hAnsi="Markazi Text"/>
+                <w:rFonts w:ascii="Arakom" w:cs="Arakom" w:eastAsia="Arakom" w:hAnsi="Arakom"/>
                 <w:b w:val="false"/>
                 <w:bCs w:val="false"/>
                 <w:color w:val="111111"/>
@@ -4821,7 +4821,7 @@
             </w:pPr>
             <w:r>
               <w:rPr>
-                <w:rFonts w:ascii="Markazi Text" w:cs="Markazi Text" w:eastAsia="Markazi Text" w:hAnsi="Markazi Text"/>
+                <w:rFonts w:ascii="Arakom" w:cs="Arakom" w:eastAsia="Arakom" w:hAnsi="Arakom"/>
                 <w:b w:val="false"/>
                 <w:bCs w:val="false"/>
                 <w:color w:val="111111"/>
@@ -4871,7 +4871,7 @@
             </w:pPr>
             <w:r>
               <w:rPr>
-                <w:rFonts w:ascii="Markazi Text" w:cs="Markazi Text" w:eastAsia="Markazi Text" w:hAnsi="Markazi Text"/>
+                <w:rFonts w:ascii="Arakom" w:cs="Arakom" w:eastAsia="Arakom" w:hAnsi="Arakom"/>
                 <w:b w:val="false"/>
                 <w:bCs w:val="false"/>
                 <w:color w:val="111111"/>
@@ -5340,7 +5340,7 @@
             </w:pPr>
             <w:r>
               <w:rPr>
-                <w:rFonts w:ascii="Markazi Text" w:cs="Markazi Text" w:eastAsia="Markazi Text" w:hAnsi="Markazi Text"/>
+                <w:rFonts w:ascii="Arakom" w:cs="Arakom" w:eastAsia="Arakom" w:hAnsi="Arakom"/>
                 <w:b/>
                 <w:bCs/>
                 <w:color w:val="111111"/>
@@ -5358,7 +5358,7 @@
             </w:pPr>
             <w:r>
               <w:rPr>
-                <w:rFonts w:ascii="Markazi Text" w:cs="Markazi Text" w:eastAsia="Markazi Text" w:hAnsi="Markazi Text"/>
+                <w:rFonts w:ascii="Arakom" w:cs="Arakom" w:eastAsia="Arakom" w:hAnsi="Arakom"/>
                 <w:b w:val="false"/>
                 <w:bCs w:val="false"/>
                 <w:color w:val="111111"/>
@@ -5376,7 +5376,7 @@
             </w:pPr>
             <w:r>
               <w:rPr>
-                <w:rFonts w:ascii="Markazi Text" w:cs="Markazi Text" w:eastAsia="Markazi Text" w:hAnsi="Markazi Text"/>
+                <w:rFonts w:ascii="Arakom" w:cs="Arakom" w:eastAsia="Arakom" w:hAnsi="Arakom"/>
                 <w:b w:val="false"/>
                 <w:bCs w:val="false"/>
                 <w:color w:val="111111"/>
@@ -5394,7 +5394,7 @@
             </w:pPr>
             <w:r>
               <w:rPr>
-                <w:rFonts w:ascii="Markazi Text" w:cs="Markazi Text" w:eastAsia="Markazi Text" w:hAnsi="Markazi Text"/>
+                <w:rFonts w:ascii="Arakom" w:cs="Arakom" w:eastAsia="Arakom" w:hAnsi="Arakom"/>
                 <w:b w:val="false"/>
                 <w:bCs w:val="false"/>
                 <w:color w:val="111111"/>
@@ -5412,7 +5412,7 @@
             </w:pPr>
             <w:r>
               <w:rPr>
-                <w:rFonts w:ascii="Markazi Text" w:cs="Markazi Text" w:eastAsia="Markazi Text" w:hAnsi="Markazi Text"/>
+                <w:rFonts w:ascii="Arakom" w:cs="Arakom" w:eastAsia="Arakom" w:hAnsi="Arakom"/>
                 <w:b w:val="false"/>
                 <w:bCs w:val="false"/>
                 <w:color w:val="111111"/>
@@ -5430,7 +5430,7 @@
             </w:pPr>
             <w:r>
               <w:rPr>
-                <w:rFonts w:ascii="Markazi Text" w:cs="Markazi Text" w:eastAsia="Markazi Text" w:hAnsi="Markazi Text"/>
+                <w:rFonts w:ascii="Arakom" w:cs="Arakom" w:eastAsia="Arakom" w:hAnsi="Arakom"/>
                 <w:b w:val="false"/>
                 <w:bCs w:val="false"/>
                 <w:color w:val="111111"/>
@@ -5448,7 +5448,7 @@
             </w:pPr>
             <w:r>
               <w:rPr>
-                <w:rFonts w:ascii="Markazi Text" w:cs="Markazi Text" w:eastAsia="Markazi Text" w:hAnsi="Markazi Text"/>
+                <w:rFonts w:ascii="Arakom" w:cs="Arakom" w:eastAsia="Arakom" w:hAnsi="Arakom"/>
                 <w:b w:val="false"/>
                 <w:bCs w:val="false"/>
                 <w:color w:val="111111"/>
@@ -5466,7 +5466,7 @@
             </w:pPr>
             <w:r>
               <w:rPr>
-                <w:rFonts w:ascii="Markazi Text" w:cs="Markazi Text" w:eastAsia="Markazi Text" w:hAnsi="Markazi Text"/>
+                <w:rFonts w:ascii="Arakom" w:cs="Arakom" w:eastAsia="Arakom" w:hAnsi="Arakom"/>
                 <w:b w:val="false"/>
                 <w:bCs w:val="false"/>
                 <w:color w:val="111111"/>
@@ -5585,7 +5585,7 @@
             </w:pPr>
             <w:r>
               <w:rPr>
-                <w:rFonts w:ascii="Markazi Text" w:cs="Markazi Text" w:eastAsia="Markazi Text" w:hAnsi="Markazi Text"/>
+                <w:rFonts w:ascii="Arakom" w:cs="Arakom" w:eastAsia="Arakom" w:hAnsi="Arakom"/>
                 <w:b w:val="false"/>
                 <w:bCs w:val="false"/>
                 <w:color w:val="111111"/>
@@ -5635,7 +5635,7 @@
             </w:pPr>
             <w:r>
               <w:rPr>
-                <w:rFonts w:ascii="Markazi Text" w:cs="Markazi Text" w:eastAsia="Markazi Text" w:hAnsi="Markazi Text"/>
+                <w:rFonts w:ascii="Arakom" w:cs="Arakom" w:eastAsia="Arakom" w:hAnsi="Arakom"/>
                 <w:b w:val="false"/>
                 <w:bCs w:val="false"/>
                 <w:color w:val="111111"/>
@@ -5685,7 +5685,7 @@
             </w:pPr>
             <w:r>
               <w:rPr>
-                <w:rFonts w:ascii="Markazi Text" w:cs="Markazi Text" w:eastAsia="Markazi Text" w:hAnsi="Markazi Text"/>
+                <w:rFonts w:ascii="Arakom" w:cs="Arakom" w:eastAsia="Arakom" w:hAnsi="Arakom"/>
                 <w:b w:val="false"/>
                 <w:bCs w:val="false"/>
                 <w:color w:val="111111"/>
@@ -5740,7 +5740,7 @@
             </w:pPr>
             <w:r>
               <w:rPr>
-                <w:rFonts w:ascii="Markazi Text" w:cs="Markazi Text" w:eastAsia="Markazi Text" w:hAnsi="Markazi Text"/>
+                <w:rFonts w:ascii="Arakom" w:cs="Arakom" w:eastAsia="Arakom" w:hAnsi="Arakom"/>
                 <w:b w:val="false"/>
                 <w:bCs w:val="false"/>
                 <w:color w:val="111111"/>
@@ -5790,7 +5790,7 @@
             </w:pPr>
             <w:r>
               <w:rPr>
-                <w:rFonts w:ascii="Markazi Text" w:cs="Markazi Text" w:eastAsia="Markazi Text" w:hAnsi="Markazi Text"/>
+                <w:rFonts w:ascii="Arakom" w:cs="Arakom" w:eastAsia="Arakom" w:hAnsi="Arakom"/>
                 <w:b w:val="false"/>
                 <w:bCs w:val="false"/>
                 <w:color w:val="111111"/>
@@ -5840,7 +5840,7 @@
             </w:pPr>
             <w:r>
               <w:rPr>
-                <w:rFonts w:ascii="Markazi Text" w:cs="Markazi Text" w:eastAsia="Markazi Text" w:hAnsi="Markazi Text"/>
+                <w:rFonts w:ascii="Arakom" w:cs="Arakom" w:eastAsia="Arakom" w:hAnsi="Arakom"/>
                 <w:b w:val="false"/>
                 <w:bCs w:val="false"/>
                 <w:color w:val="111111"/>
@@ -11201,7 +11201,7 @@
             </w:pPr>
             <w:r>
               <w:rPr>
-                <w:rFonts w:ascii="Markazi Text" w:cs="Markazi Text" w:eastAsia="Markazi Text" w:hAnsi="Markazi Text"/>
+                <w:rFonts w:ascii="Arakom" w:cs="Arakom" w:eastAsia="Arakom" w:hAnsi="Arakom"/>
                 <w:b w:val="false"/>
                 <w:bCs w:val="false"/>
                 <w:color w:val="111111"/>
@@ -11251,7 +11251,7 @@
             </w:pPr>
             <w:r>
               <w:rPr>
-                <w:rFonts w:ascii="Markazi Text" w:cs="Markazi Text" w:eastAsia="Markazi Text" w:hAnsi="Markazi Text"/>
+                <w:rFonts w:ascii="Arakom" w:cs="Arakom" w:eastAsia="Arakom" w:hAnsi="Arakom"/>
                 <w:b w:val="false"/>
                 <w:bCs w:val="false"/>
                 <w:color w:val="111111"/>
@@ -11301,7 +11301,7 @@
             </w:pPr>
             <w:r>
               <w:rPr>
-                <w:rFonts w:ascii="Markazi Text" w:cs="Markazi Text" w:eastAsia="Markazi Text" w:hAnsi="Markazi Text"/>
+                <w:rFonts w:ascii="Arakom" w:cs="Arakom" w:eastAsia="Arakom" w:hAnsi="Arakom"/>
                 <w:b w:val="false"/>
                 <w:bCs w:val="false"/>
                 <w:color w:val="111111"/>
@@ -11351,7 +11351,7 @@
             </w:pPr>
             <w:r>
               <w:rPr>
-                <w:rFonts w:ascii="Markazi Text" w:cs="Markazi Text" w:eastAsia="Markazi Text" w:hAnsi="Markazi Text"/>
+                <w:rFonts w:ascii="Arakom" w:cs="Arakom" w:eastAsia="Arakom" w:hAnsi="Arakom"/>
                 <w:b w:val="false"/>
                 <w:bCs w:val="false"/>
                 <w:color w:val="111111"/>
@@ -11406,7 +11406,7 @@
             </w:pPr>
             <w:r>
               <w:rPr>
-                <w:rFonts w:ascii="Markazi Text" w:cs="Markazi Text" w:eastAsia="Markazi Text" w:hAnsi="Markazi Text"/>
+                <w:rFonts w:ascii="Arakom" w:cs="Arakom" w:eastAsia="Arakom" w:hAnsi="Arakom"/>
                 <w:b w:val="false"/>
                 <w:bCs w:val="false"/>
                 <w:color w:val="111111"/>
@@ -11456,7 +11456,7 @@
             </w:pPr>
             <w:r>
               <w:rPr>
-                <w:rFonts w:ascii="Markazi Text" w:cs="Markazi Text" w:eastAsia="Markazi Text" w:hAnsi="Markazi Text"/>
+                <w:rFonts w:ascii="Arakom" w:cs="Arakom" w:eastAsia="Arakom" w:hAnsi="Arakom"/>
                 <w:b w:val="false"/>
                 <w:bCs w:val="false"/>
                 <w:color w:val="111111"/>
@@ -11506,7 +11506,7 @@
             </w:pPr>
             <w:r>
               <w:rPr>
-                <w:rFonts w:ascii="Markazi Text" w:cs="Markazi Text" w:eastAsia="Markazi Text" w:hAnsi="Markazi Text"/>
+                <w:rFonts w:ascii="Arakom" w:cs="Arakom" w:eastAsia="Arakom" w:hAnsi="Arakom"/>
                 <w:b w:val="false"/>
                 <w:bCs w:val="false"/>
                 <w:color w:val="111111"/>
@@ -11556,7 +11556,7 @@
             </w:pPr>
             <w:r>
               <w:rPr>
-                <w:rFonts w:ascii="Markazi Text" w:cs="Markazi Text" w:eastAsia="Markazi Text" w:hAnsi="Markazi Text"/>
+                <w:rFonts w:ascii="Arakom" w:cs="Arakom" w:eastAsia="Arakom" w:hAnsi="Arakom"/>
                 <w:b w:val="false"/>
                 <w:bCs w:val="false"/>
                 <w:color w:val="111111"/>
@@ -11611,7 +11611,7 @@
             </w:pPr>
             <w:r>
               <w:rPr>
-                <w:rFonts w:ascii="Markazi Text" w:cs="Markazi Text" w:eastAsia="Markazi Text" w:hAnsi="Markazi Text"/>
+                <w:rFonts w:ascii="Arakom" w:cs="Arakom" w:eastAsia="Arakom" w:hAnsi="Arakom"/>
                 <w:b w:val="false"/>
                 <w:bCs w:val="false"/>
                 <w:color w:val="111111"/>
@@ -11661,7 +11661,7 @@
             </w:pPr>
             <w:r>
               <w:rPr>
-                <w:rFonts w:ascii="Markazi Text" w:cs="Markazi Text" w:eastAsia="Markazi Text" w:hAnsi="Markazi Text"/>
+                <w:rFonts w:ascii="Arakom" w:cs="Arakom" w:eastAsia="Arakom" w:hAnsi="Arakom"/>
                 <w:b w:val="false"/>
                 <w:bCs w:val="false"/>
                 <w:color w:val="111111"/>
@@ -11711,7 +11711,7 @@
             </w:pPr>
             <w:r>
               <w:rPr>
-                <w:rFonts w:ascii="Markazi Text" w:cs="Markazi Text" w:eastAsia="Markazi Text" w:hAnsi="Markazi Text"/>
+                <w:rFonts w:ascii="Arakom" w:cs="Arakom" w:eastAsia="Arakom" w:hAnsi="Arakom"/>
                 <w:b w:val="false"/>
                 <w:bCs w:val="false"/>
                 <w:color w:val="111111"/>
@@ -11761,7 +11761,7 @@
             </w:pPr>
             <w:r>
               <w:rPr>
-                <w:rFonts w:ascii="Markazi Text" w:cs="Markazi Text" w:eastAsia="Markazi Text" w:hAnsi="Markazi Text"/>
+                <w:rFonts w:ascii="Arakom" w:cs="Arakom" w:eastAsia="Arakom" w:hAnsi="Arakom"/>
                 <w:b w:val="false"/>
                 <w:bCs w:val="false"/>
                 <w:color w:val="111111"/>
@@ -12230,7 +12230,7 @@
             </w:pPr>
             <w:r>
               <w:rPr>
-                <w:rFonts w:ascii="Markazi Text" w:cs="Markazi Text" w:eastAsia="Markazi Text" w:hAnsi="Markazi Text"/>
+                <w:rFonts w:ascii="Arakom" w:cs="Arakom" w:eastAsia="Arakom" w:hAnsi="Arakom"/>
                 <w:b/>
                 <w:bCs/>
                 <w:color w:val="111111"/>
@@ -12248,7 +12248,7 @@
             </w:pPr>
             <w:r>
               <w:rPr>
-                <w:rFonts w:ascii="Markazi Text" w:cs="Markazi Text" w:eastAsia="Markazi Text" w:hAnsi="Markazi Text"/>
+                <w:rFonts w:ascii="Arakom" w:cs="Arakom" w:eastAsia="Arakom" w:hAnsi="Arakom"/>
                 <w:b w:val="false"/>
                 <w:bCs w:val="false"/>
                 <w:color w:val="111111"/>
@@ -12266,7 +12266,7 @@
             </w:pPr>
             <w:r>
               <w:rPr>
-                <w:rFonts w:ascii="Markazi Text" w:cs="Markazi Text" w:eastAsia="Markazi Text" w:hAnsi="Markazi Text"/>
+                <w:rFonts w:ascii="Arakom" w:cs="Arakom" w:eastAsia="Arakom" w:hAnsi="Arakom"/>
                 <w:b w:val="false"/>
                 <w:bCs w:val="false"/>
                 <w:color w:val="111111"/>
@@ -12284,7 +12284,7 @@
             </w:pPr>
             <w:r>
               <w:rPr>
-                <w:rFonts w:ascii="Markazi Text" w:cs="Markazi Text" w:eastAsia="Markazi Text" w:hAnsi="Markazi Text"/>
+                <w:rFonts w:ascii="Arakom" w:cs="Arakom" w:eastAsia="Arakom" w:hAnsi="Arakom"/>
                 <w:b w:val="false"/>
                 <w:bCs w:val="false"/>
                 <w:color w:val="111111"/>
@@ -12302,7 +12302,7 @@
             </w:pPr>
             <w:r>
               <w:rPr>
-                <w:rFonts w:ascii="Markazi Text" w:cs="Markazi Text" w:eastAsia="Markazi Text" w:hAnsi="Markazi Text"/>
+                <w:rFonts w:ascii="Arakom" w:cs="Arakom" w:eastAsia="Arakom" w:hAnsi="Arakom"/>
                 <w:b w:val="false"/>
                 <w:bCs w:val="false"/>
                 <w:color w:val="111111"/>
@@ -12320,7 +12320,7 @@
             </w:pPr>
             <w:r>
               <w:rPr>
-                <w:rFonts w:ascii="Markazi Text" w:cs="Markazi Text" w:eastAsia="Markazi Text" w:hAnsi="Markazi Text"/>
+                <w:rFonts w:ascii="Arakom" w:cs="Arakom" w:eastAsia="Arakom" w:hAnsi="Arakom"/>
                 <w:b w:val="false"/>
                 <w:bCs w:val="false"/>
                 <w:color w:val="111111"/>
@@ -12440,7 +12440,7 @@
             </w:pPr>
             <w:r>
               <w:rPr>
-                <w:rFonts w:ascii="Markazi Text" w:cs="Markazi Text" w:eastAsia="Markazi Text" w:hAnsi="Markazi Text"/>
+                <w:rFonts w:ascii="Arakom" w:cs="Arakom" w:eastAsia="Arakom" w:hAnsi="Arakom"/>
                 <w:b w:val="false"/>
                 <w:bCs w:val="false"/>
                 <w:color w:val="111111"/>
@@ -12490,7 +12490,7 @@
             </w:pPr>
             <w:r>
               <w:rPr>
-                <w:rFonts w:ascii="Markazi Text" w:cs="Markazi Text" w:eastAsia="Markazi Text" w:hAnsi="Markazi Text"/>
+                <w:rFonts w:ascii="Arakom" w:cs="Arakom" w:eastAsia="Arakom" w:hAnsi="Arakom"/>
                 <w:b w:val="false"/>
                 <w:bCs w:val="false"/>
                 <w:color w:val="111111"/>
@@ -12540,7 +12540,7 @@
             </w:pPr>
             <w:r>
               <w:rPr>
-                <w:rFonts w:ascii="Markazi Text" w:cs="Markazi Text" w:eastAsia="Markazi Text" w:hAnsi="Markazi Text"/>
+                <w:rFonts w:ascii="Arakom" w:cs="Arakom" w:eastAsia="Arakom" w:hAnsi="Arakom"/>
                 <w:b w:val="false"/>
                 <w:bCs w:val="false"/>
                 <w:color w:val="111111"/>
@@ -12590,7 +12590,7 @@
             </w:pPr>
             <w:r>
               <w:rPr>
-                <w:rFonts w:ascii="Markazi Text" w:cs="Markazi Text" w:eastAsia="Markazi Text" w:hAnsi="Markazi Text"/>
+                <w:rFonts w:ascii="Arakom" w:cs="Arakom" w:eastAsia="Arakom" w:hAnsi="Arakom"/>
                 <w:b w:val="false"/>
                 <w:bCs w:val="false"/>
                 <w:color w:val="111111"/>
@@ -12645,7 +12645,7 @@
             </w:pPr>
             <w:r>
               <w:rPr>
-                <w:rFonts w:ascii="Markazi Text" w:cs="Markazi Text" w:eastAsia="Markazi Text" w:hAnsi="Markazi Text"/>
+                <w:rFonts w:ascii="Arakom" w:cs="Arakom" w:eastAsia="Arakom" w:hAnsi="Arakom"/>
                 <w:b w:val="false"/>
                 <w:bCs w:val="false"/>
                 <w:color w:val="111111"/>
@@ -12695,7 +12695,7 @@
             </w:pPr>
             <w:r>
               <w:rPr>
-                <w:rFonts w:ascii="Markazi Text" w:cs="Markazi Text" w:eastAsia="Markazi Text" w:hAnsi="Markazi Text"/>
+                <w:rFonts w:ascii="Arakom" w:cs="Arakom" w:eastAsia="Arakom" w:hAnsi="Arakom"/>
                 <w:b w:val="false"/>
                 <w:bCs w:val="false"/>
                 <w:color w:val="111111"/>
@@ -12745,7 +12745,7 @@
             </w:pPr>
             <w:r>
               <w:rPr>
-                <w:rFonts w:ascii="Markazi Text" w:cs="Markazi Text" w:eastAsia="Markazi Text" w:hAnsi="Markazi Text"/>
+                <w:rFonts w:ascii="Arakom" w:cs="Arakom" w:eastAsia="Arakom" w:hAnsi="Arakom"/>
                 <w:b w:val="false"/>
                 <w:bCs w:val="false"/>
                 <w:color w:val="111111"/>
@@ -12795,7 +12795,7 @@
             </w:pPr>
             <w:r>
               <w:rPr>
-                <w:rFonts w:ascii="Markazi Text" w:cs="Markazi Text" w:eastAsia="Markazi Text" w:hAnsi="Markazi Text"/>
+                <w:rFonts w:ascii="Arakom" w:cs="Arakom" w:eastAsia="Arakom" w:hAnsi="Arakom"/>
                 <w:b w:val="false"/>
                 <w:bCs w:val="false"/>
                 <w:color w:val="111111"/>
@@ -12967,7 +12967,7 @@
             </w:pPr>
             <w:r>
               <w:rPr>
-                <w:rFonts w:ascii="Markazi Text" w:cs="Markazi Text" w:eastAsia="Markazi Text" w:hAnsi="Markazi Text"/>
+                <w:rFonts w:ascii="Arakom" w:cs="Arakom" w:eastAsia="Arakom" w:hAnsi="Arakom"/>
                 <w:b w:val="false"/>
                 <w:bCs w:val="false"/>
                 <w:color w:val="111111"/>
